--- a/downloads/samples/Chapter_Settings_SAMPLE.docx
+++ b/downloads/samples/Chapter_Settings_SAMPLE.docx
@@ -15,7 +15,7 @@
           <w:sz w:val="36"/>
           <w:szCs w:val="36"/>
         </w:rPr>
-        <w:t xml:space="preserve">Climate Tech Denver</w:t>
+        <w:t xml:space="preserve">Climate Tech Austin</w:t>
       </w:r>
     </w:p>
     <w:p>
@@ -45,7 +45,7 @@
           <w:sz w:val="18"/>
           <w:szCs w:val="18"/>
         </w:rPr>
-        <w:t xml:space="preserve">Created Tuesday, August 11, 2026  ·  ctc-chapter-setup v1.5.0</w:t>
+        <w:t xml:space="preserve">Created Thursday, October 1, 2026  ·  ctc-chapter-setup v1.6.0</w:t>
       </w:r>
     </w:p>
     <w:p>
@@ -310,7 +310,7 @@
                 <w:sz w:val="20"/>
                 <w:szCs w:val="20"/>
               </w:rPr>
-              <w:t xml:space="preserve">Denver</w:t>
+              <w:t xml:space="preserve">Austin</w:t>
             </w:r>
           </w:p>
         </w:tc>
@@ -369,7 +369,7 @@
                 <w:sz w:val="20"/>
                 <w:szCs w:val="20"/>
               </w:rPr>
-              <w:t xml:space="preserve">Climate Tech Denver</w:t>
+              <w:t xml:space="preserve">Climate Tech Austin</w:t>
             </w:r>
           </w:p>
         </w:tc>
@@ -428,7 +428,7 @@
                 <w:sz w:val="20"/>
                 <w:szCs w:val="20"/>
               </w:rPr>
-              <w:t xml:space="preserve">Priya Raman</w:t>
+              <w:t xml:space="preserve">Test Name</w:t>
             </w:r>
           </w:p>
         </w:tc>
@@ -487,7 +487,7 @@
                 <w:sz w:val="20"/>
                 <w:szCs w:val="20"/>
               </w:rPr>
-              <w:t xml:space="preserve">America/Denver</w:t>
+              <w:t xml:space="preserve">America/Chicago</w:t>
             </w:r>
           </w:p>
         </w:tc>
@@ -546,53 +546,12 @@
                 <w:sz w:val="20"/>
                 <w:szCs w:val="20"/>
               </w:rPr>
-              <w:t xml:space="preserve">Tuesday, August 11, 2026</w:t>
+              <w:t xml:space="preserve">Thursday, October 1, 2026</w:t>
             </w:r>
           </w:p>
         </w:tc>
       </w:tr>
     </w:tbl>
-    <w:p>
-      <w:pPr>
-        <w:spacing w:after="120"/>
-      </w:pPr>
-      <w:r>
-        <w:rPr>
-          <w:rFonts w:ascii="Calibri" w:cs="Calibri" w:eastAsia="Calibri" w:hAnsi="Calibri"/>
-          <w:sz w:val="21"/>
-          <w:szCs w:val="21"/>
-        </w:rPr>
-        <w:t xml:space="preserve"/>
-      </w:r>
-    </w:p>
-    <w:p>
-      <w:pPr>
-        <w:spacing w:after="60"/>
-      </w:pPr>
-      <w:r>
-        <w:rPr>
-          <w:rFonts w:ascii="Calibri" w:cs="Calibri" w:eastAsia="Calibri" w:hAnsi="Calibri"/>
-          <w:b/>
-          <w:bCs/>
-          <w:sz w:val="21"/>
-          <w:szCs w:val="21"/>
-        </w:rPr>
-        <w:t xml:space="preserve">Notes on this city</w:t>
-      </w:r>
-    </w:p>
-    <w:p>
-      <w:pPr>
-        <w:spacing w:after="120"/>
-      </w:pPr>
-      <w:r>
-        <w:rPr>
-          <w:rFonts w:ascii="Calibri" w:cs="Calibri" w:eastAsia="Calibri" w:hAnsi="Calibri"/>
-          <w:sz w:val="21"/>
-          <w:szCs w:val="21"/>
-        </w:rPr>
-        <w:t xml:space="preserve">Most events happen in RiNo and downtown. Boulder has its own separate meetup scene about 30 minutes away. The university calendar drives a lot of the fall and it goes quiet in July.</w:t>
-      </w:r>
-    </w:p>
     <w:p>
       <w:pPr>
         <w:pStyle w:val="Heading1"/>
@@ -739,7 +698,7 @@
                 <w:sz w:val="20"/>
                 <w:szCs w:val="20"/>
               </w:rPr>
-              <w:t xml:space="preserve">Thursday</w:t>
+              <w:t xml:space="preserve">Tuesday</w:t>
             </w:r>
           </w:p>
         </w:tc>
@@ -857,7 +816,7 @@
                 <w:sz w:val="20"/>
                 <w:szCs w:val="20"/>
               </w:rPr>
-              <w:t xml:space="preserve">Denver, Boulder, Golden, and Aurora, plus anywhere else a subscriber would travel to on a weeknight.</w:t>
+              <w:t xml:space="preserve">Austin proper only, within the city limits, excluding Round Rock, Cedar Park, Pflugerville and the other suburbs.</w:t>
             </w:r>
           </w:p>
         </w:tc>
@@ -975,7 +934,7 @@
                 <w:sz w:val="20"/>
                 <w:szCs w:val="20"/>
               </w:rPr>
-              <w:t xml:space="preserve">denverclimatetech.substack.com</w:t>
+              <w:t xml:space="preserve">austin.climatetechcities.com</w:t>
             </w:r>
           </w:p>
         </w:tc>
@@ -1034,7 +993,7 @@
                 <w:sz w:val="20"/>
                 <w:szCs w:val="20"/>
               </w:rPr>
-              <w:t xml:space="preserve">Priya Raman</w:t>
+              <w:t xml:space="preserve">Test Name</w:t>
             </w:r>
           </w:p>
         </w:tc>
@@ -1093,66 +1052,7 @@
                 <w:sz w:val="20"/>
                 <w:szCs w:val="20"/>
               </w:rPr>
-              <w:t xml:space="preserve">Priya and the Climate Tech Denver team</w:t>
-            </w:r>
-          </w:p>
-        </w:tc>
-      </w:tr>
-      <w:tr>
-        <w:trPr>
-          <w:tblHeader w:val="false"/>
-        </w:trPr>
-        <w:tc>
-          <w:tcPr>
-            <w:tcW w:type="dxa" w:w="2600"/>
-            <w:shd w:fill="DCE6F1" w:color="auto" w:val="clear"/>
-            <w:tcMar>
-              <w:top w:type="dxa" w:w="80"/>
-              <w:left w:type="dxa" w:w="120"/>
-              <w:bottom w:type="dxa" w:w="80"/>
-              <w:right w:type="dxa" w:w="120"/>
-            </w:tcMar>
-          </w:tcPr>
-          <w:p>
-            <w:pPr>
-              <w:spacing w:after="0"/>
-            </w:pPr>
-            <w:r>
-              <w:rPr>
-                <w:rFonts w:ascii="Calibri" w:cs="Calibri" w:eastAsia="Calibri" w:hAnsi="Calibri"/>
-                <w:b w:val="false"/>
-                <w:bCs w:val="false"/>
-                <w:sz w:val="20"/>
-                <w:szCs w:val="20"/>
-              </w:rPr>
-              <w:t xml:space="preserve">Reporting</w:t>
-            </w:r>
-          </w:p>
-        </w:tc>
-        <w:tc>
-          <w:tcPr>
-            <w:tcW w:type="dxa" w:w="6400"/>
-            <w:shd w:fill="DCE6F1" w:color="auto" w:val="clear"/>
-            <w:tcMar>
-              <w:top w:type="dxa" w:w="80"/>
-              <w:left w:type="dxa" w:w="120"/>
-              <w:bottom w:type="dxa" w:w="80"/>
-              <w:right w:type="dxa" w:w="120"/>
-            </w:tcMar>
-          </w:tcPr>
-          <w:p>
-            <w:pPr>
-              <w:spacing w:after="0"/>
-            </w:pPr>
-            <w:r>
-              <w:rPr>
-                <w:rFonts w:ascii="Calibri" w:cs="Calibri" w:eastAsia="Calibri" w:hAnsi="Calibri"/>
-                <w:b w:val="false"/>
-                <w:bCs w:val="false"/>
-                <w:sz w:val="20"/>
-                <w:szCs w:val="20"/>
-              </w:rPr>
-              <w:t xml:space="preserve">After each send, note four numbers: issues sent on schedule, subscriber count, open rate, and events received through the submission form that week.</w:t>
+              <w:t xml:space="preserve">Test and the Climate Tech Austin team</w:t>
             </w:r>
           </w:p>
         </w:tc>
@@ -1188,7 +1088,40 @@
           <w:sz w:val="20"/>
           <w:szCs w:val="20"/>
         </w:rPr>
-        <w:t xml:space="preserve">This web address is your preference, not yet confirmed. The Climate Tech Cities founders settle it when they create your publication. Two patterns are in use across chapters and there is no published rule. Changing it later breaks links other chapters have shared.</w:t>
+        <w:t xml:space="preserve">Cadence stays Weekly unless the newsletter cycle offers every two weeks after your first few harvests come back thin. If that happens, change the word here to Every two weeks and add this file to your project again.</w:t>
+      </w:r>
+    </w:p>
+    <w:p>
+      <w:pPr>
+        <w:spacing w:after="120"/>
+      </w:pPr>
+      <w:r>
+        <w:rPr>
+          <w:rFonts w:ascii="Calibri" w:cs="Calibri" w:eastAsia="Calibri" w:hAnsi="Calibri"/>
+          <w:sz w:val="21"/>
+          <w:szCs w:val="21"/>
+        </w:rPr>
+        <w:t xml:space="preserve"/>
+      </w:r>
+    </w:p>
+    <w:p>
+      <w:pPr>
+        <w:pBdr>
+          <w:left w:val="single" w:color="0F6E6E" w:sz="12" w:space="8"/>
+        </w:pBdr>
+        <w:spacing w:after="120"/>
+        <w:ind w:left="160"/>
+      </w:pPr>
+      <w:r>
+        <w:rPr>
+          <w:rFonts w:ascii="Calibri" w:cs="Calibri" w:eastAsia="Calibri" w:hAnsi="Calibri"/>
+          <w:i/>
+          <w:iCs/>
+          <w:color w:val="555555"/>
+          <w:sz w:val="20"/>
+          <w:szCs w:val="20"/>
+        </w:rPr>
+        <w:t xml:space="preserve">Confirm this web address with the Climate Tech Cities team before publishing. Two patterns are in use across chapters and there is no published rule. Changing it later breaks links other chapters have shared.</w:t>
       </w:r>
     </w:p>
     <w:p>
@@ -1218,7 +1151,7 @@
           <w:sz w:val="21"/>
           <w:szCs w:val="21"/>
         </w:rPr>
-        <w:t xml:space="preserve">Edit this file and add it to your project again when any of these change. The source list file is named by ctc-source-map when you run it.</w:t>
+        <w:t xml:space="preserve">Edit this file and add it to your project again when any of these change.</w:t>
       </w:r>
     </w:p>
     <w:tbl>
@@ -1383,65 +1316,6 @@
                 <w:szCs w:val="20"/>
               </w:rPr>
               <w:t xml:space="preserve">Reply-to email</w:t>
-            </w:r>
-          </w:p>
-        </w:tc>
-        <w:tc>
-          <w:tcPr>
-            <w:tcW w:type="dxa" w:w="6400"/>
-            <w:shd w:fill="DCE6F1" w:color="auto" w:val="clear"/>
-            <w:tcMar>
-              <w:top w:type="dxa" w:w="80"/>
-              <w:left w:type="dxa" w:w="120"/>
-              <w:bottom w:type="dxa" w:w="80"/>
-              <w:right w:type="dxa" w:w="120"/>
-            </w:tcMar>
-          </w:tcPr>
-          <w:p>
-            <w:pPr>
-              <w:spacing w:after="0"/>
-            </w:pPr>
-            <w:r>
-              <w:rPr>
-                <w:rFonts w:ascii="Calibri" w:cs="Calibri" w:eastAsia="Calibri" w:hAnsi="Calibri"/>
-                <w:b w:val="false"/>
-                <w:bCs w:val="false"/>
-                <w:sz w:val="20"/>
-                <w:szCs w:val="20"/>
-              </w:rPr>
-              <w:t xml:space="preserve"/>
-            </w:r>
-          </w:p>
-        </w:tc>
-      </w:tr>
-      <w:tr>
-        <w:trPr>
-          <w:tblHeader w:val="false"/>
-        </w:trPr>
-        <w:tc>
-          <w:tcPr>
-            <w:tcW w:type="dxa" w:w="2600"/>
-            <w:shd w:fill="DCE6F1" w:color="auto" w:val="clear"/>
-            <w:tcMar>
-              <w:top w:type="dxa" w:w="80"/>
-              <w:left w:type="dxa" w:w="120"/>
-              <w:bottom w:type="dxa" w:w="80"/>
-              <w:right w:type="dxa" w:w="120"/>
-            </w:tcMar>
-          </w:tcPr>
-          <w:p>
-            <w:pPr>
-              <w:spacing w:after="0"/>
-            </w:pPr>
-            <w:r>
-              <w:rPr>
-                <w:rFonts w:ascii="Calibri" w:cs="Calibri" w:eastAsia="Calibri" w:hAnsi="Calibri"/>
-                <w:b w:val="false"/>
-                <w:bCs w:val="false"/>
-                <w:sz w:val="20"/>
-                <w:szCs w:val="20"/>
-              </w:rPr>
-              <w:t xml:space="preserve">Source list file</w:t>
             </w:r>
           </w:p>
         </w:tc>
